--- a/docs/Hike_Planner_TDD_v4_2.docx
+++ b/docs/Hike_Planner_TDD_v4_2.docx
@@ -408,7 +408,7 @@
                 <w:sz w:val="20"/>
                 <w:szCs w:val="20"/>
               </w:rPr>
-              <w:t>Adds AT North (Maine Junction to Katahdin, southbound by default) and Te Araroa South Island to the trail inventory (§13). Data prep gains endpoint chaining and start clipping for trails whose route is not monotonic in latitude (§7.2). prepare_trail.py now reads offTrail from campsite CSVs. New calibration row for northern New England (§6.2) and new integration lessons (§11.5).</w:t>
+              <w:t>Adds AT North (Maine Junction to Katahdin, southbound by default) and Te Araroa South Island to the trail inventory (§13). Data prep gains endpoint chaining and start clipping for trails whose route is not monotonic in latitude (§7.2). prepare_trail.py now reads offTrail from campsite CSVs. New calibration row for northern New England (§6.2) and new integration lessons (§11.5). The rendering trail can be thinned with Douglas–Peucker (--simplify-ft) instead of uniform spacing.</w:t>
             </w:r>
           </w:p>
         </w:tc>
@@ -15086,6 +15086,20 @@
           <w:szCs w:val="18"/>
         </w:rPr>
         <w:t># 6. Round coordinates to 6dp, apply spacing-based thinning for rendering trail</w:t>
+      </w:r>
+    </w:p>
+    <w:p>
+      <w:pPr>
+        <w:spacing w:after="40"/>
+        <w:ind w:left="480"/>
+      </w:pPr>
+      <w:r>
+        <w:rPr>
+          <w:rFonts w:ascii="Courier New" w:eastAsia="Courier New" w:hAnsi="Courier New" w:cs="Courier New"/>
+          <w:sz w:val="18"/>
+          <w:szCs w:val="18"/>
+        </w:rPr>
+        <w:t>#    Or --simplify-ft &lt;ft&gt;: Douglas-Peucker at a fixed tolerance (keeps switchbacks; AT North uses 10 ft)</w:t>
       </w:r>
     </w:p>
     <w:p>

--- a/docs/Hike_Planner_TDD_v4_2.docx
+++ b/docs/Hike_Planner_TDD_v4_2.docx
@@ -32464,7 +32464,7 @@
                 <w:sz w:val="20"/>
                 <w:szCs w:val="20"/>
               </w:rPr>
-              <w:t>Requires internet for map tiles. Data files and app logic are local once loaded. A service worker could cache tiles.</w:t>
+              <w:t>Map tiles always need internet (never cached). The service worker (sw.js) is network-first for the app shell and trail data: online, every launch fetches current files (ETag revalidation keeps unchanged files cheap); offline, or with no response within 4 s, it serves the last cached copy. Deploys reach installed apps without a CACHE_VER bump (v3, Oct 2026).</w:t>
             </w:r>
           </w:p>
         </w:tc>
